--- a/arb/docx/44.content.docx
+++ b/arb/docx/44.content.docx
@@ -147,13 +147,6 @@
         <w:rPr>
           <w:lang w:val="ar_AE" w:bidi="ar_AE"/>
         </w:rPr>
-      </w:r>
-      <w:r>
-        <w:rPr>
-          <w:i/>
-          <w:lang w:val="ar_AE" w:bidi="ar_AE"/>
-        </w:rPr>
-        <w:t>أعمال الرسل 1: 1, أعمال الرسل 1:3, أعمال الرسل 1: 4, أعمال الرسل 1: 5, أعمال الرسل 1: 7, أعمال الرسل 1:8, أعمال 1: 8 (#2), أعمال الرسل 1: 9, أعمال الرسل 1:11, أعمال الرسل 1: 14, أعمال الرسل 1: 16, أعمال الرسل 1:18, أعمال الرسل 1: 20, أعمال الرسل 1: 21–22, أعمال الرسل 1: 24–26, أعمال الرسل 1: 26, أعمال الرسل ٢: ١, أعمال الرسل ٢: ٤, أعمال الرسل 2: 5, أعمال الرسل ٢: ٦, أعمال الرسل 2: 11, أعمال الرسل ٢: ١٣–١٥, أعمال الرسل 2: 16–20, أعمال الرسل 2: 21, أعمال الرسل ٢: ٢٢, أعمال الرسل ٢: ٢٣, أعمال الرسل ٢: ٢٥–٢٧, أعمال الرسل ٢: ٣٠, أعمال الرسل ٢: ٣١, أعمال الرسل 2: 32, أعمال الرسل ٢: ٣٦, أعمال الرسل ٢: ٣٧, أعمال الرسل ٢: ٣٨, أعمال الرسل ٢: ٣٩, أعمال الرسل ٢: ٤١, أعمال الرسل 2: 42, أعمال الرسل ٢: ٤٤–٤٥, أعمال الرسل 2: 46, أعمال الرسل 2: 47, أعمال الرسل 3: 2, أعمال الرسل 3: 6, أعمال الرسل 3: 7, أعمال الرسل 3: 8, أعمال الرسل 3: 10, أعمال الرسل ٣: ١٥, أعمال الرسل 3: 16, أعمال الرسل 3: 19, أعمال الرسل 3: 21, أعمال الرسل 3: 22, أعمال الرسل 3: 23, أعمال الرسل 3: 25, أعمال الرسل 3: 26, أعمال الرسل 4: 2, أعمال الرسل 4: 3, أعمال 4: 4, أعمال الرسل 4: 10, أعمال الرسل 4: 12, أعمال الرسل 4: 14, أعمال الرسل 4: 18, أعمال الرسل 4: 20, أعمال الرسل 4: 29–30, أعمال الرسل 4: 31, أعمال الرسل 4: 32, أعمال الرسل 4: 34–35, أعمال الرسل ٤: ٣٦, أعمال الرسل 5: 1–2, أعمال الرسل 5: 3–4, أعمال الرسل 5: 5, أعمال الرسل 5: 10, أعمال الرسل 5: 11, أعمال الرسل ٥: ١٥–١٦, أعمال الرسل 5: 17–18, أعمال الرسل 5: 19, أعمال الرسل 5: 23, أعمال الرسل 5: 26, أعمال الرسل 5: 29, أعمال الرسل 5: 30, أعمال الرسل 5: 33, أعمال الرسل 5: 38–39, أعمال الرسل 5: 39, أعمال الرسل 5: 40, أعمال الرسل 5: 41, أعمال الرسل 5: 42, أعمال الرسل 6: 1, أعمال الرسل ٦: ٣, أعمال الرسل 6: 3 (#2), أعمال الرسل ٦: ٤, أعمال الرسل 6:6, أعمال الرسل 6: 7, أعمال الرسل 6: 10, أعمال الرسل 6: 14, أعمال الرسل 6: 15, أعمال الرسل ٧: ٢, أعمال الرسل ٧: ٥, أعمال الرسل 7: 5 (#2), أعمال الرسل 7: 6, أعمال الرسل 7: 8, أعمال الرسل ٧: ٩, أعمال الرسل 7: 10, أعمال الرسل 7: 12–13, أعمال الرسل ٧: ١٤, أعمال الرسل 7: 17, أعمال الرسل 7: 19, أعمال الرسل ٧: ٢١, أعمال الرسل ٧: ٢٢, أعمال الرسل 7: 24, أعمال الرسل 7: 29, أعمال الرسل ٧: ٣٠, أعمال الرسل 7: 34, أعمال الرسل ٧: ٣٦, أعمال الرسل ٧: ٣٧, أعمال الرسل 7: 41, أعمال الرسل 7: 42, أعمال الرسل ٧: ٤٣, أعمال الرسل 7: 44–45, أعمال الرسل ٧: ٤٥, أعمال الرسل 7: 46, أعمال الرسل 7: 47, أعمال الرسل 7: 49, أعمال الرسل ٧: ٥١, أعمال الرسل ٧: ٥٢, أعمال الرسل 7: 54, أعمال الرسل ٧: ٥٥–٥٦, أعمال الرسل ٧: ٥٧–٥٨, أعمال الرسل ٧: ٥٨, أعمال الرسل 7: 60, أعمال الرسل 8: 1, أعمال الرسل 8 :1 (#2), أعمال 8: 1 (#3), أعمال الرسل 8: 6, أعمال الرسل 8: 9–11, أعمال الرسل 8: 13, أعمال الرسل 8: 17, أعمال الرسل 8: 18–19, أعمال الرسل 8: 23, أعمال الرسل 8: 26, أعمال الرسل 8: 27–28, أعمال الرسل 8: 30, أعمال الرسل 8: 31, أعمال 8: 32, أعمال الرسل 8: 34, أعمال الرسل ٨: ٣٥, أعمال الرسل 8: 38, أعمال الرسل 8: 39, أعمال 8: 39 (#2), أعمال الرسل 9: 1–2, أعمال الرسل 9: 3, أعمال الرسل 9: 4, أعمال الرسل 9: 5, أعمال الرسل 9: 8, أعمال الرسل 9: 8–9, أعمال الرسل 9: 11–12, أعمال الرسل 9: 13–14, أعمال الرسل 9: 15, أعمال الرسل 9: 16, أعمال الرسل 9: 18–19, أعمال الرسل 9: 20, أعمال الرسل 9: 25, أعمال الرسل 9: 26, أعمال الرسل 9: 27, أعمال الرسل 9: 28, أعمال الرسل 9: 31, أعمال الرسل 9: 33–35, أعمال الرسل 9: 40, أعمال الرسل 10: 1–2, أعمال الرسل 10: 4, أعمال الرسل 10: 5, أعمال الرسل 10: 11–12, أعمال الرسل 10: 13, أعمال الرسل 10: 14, أعمال الرسل 10: 15, أعمال الرسل 10: 20, أعمال الرسل 10: 22, أعمال الرسل 10: 26, أعمال الرسل 10: 28, أعمال الرسل 10: 35, أعمال الرسل 10: 38, أعمال الرسل 10: 40–41, أعمال الرسل 10: 42, أعمال 10: 43, أعمال الرسل 10: 44, أعمال الرسل 10: 45, أعمال الرسل 10: 46, أعمال الرسل 10: 48, أعمال الرسل 11: 1, أعمال الرسل 11: 2–3, أعمال الرسل 11: 15, أعمال الرسل 11: 18, أعمال الرسل 11:19, أعمال الرسل 11: 20–21, أعمال الرسل 11: 22–23, أعمال الرسل 11:26, أعمال الرسل 11: 26 (#2), أعمال الرسل 11: 28, أعمال الرسل 11: 29–30, أعمال الرسل 12:2, أعمال الرسل 12: 3–4, أعمال الرسل ١٢: ٥, أعمال الرسل 12: 8–10, أعمال الرسل ١٢: ١٣–١٤, أعمال الرسل ١٢: ١٥, أعمال الرسل ١٢: ١٧, أعمال الرسل ١٢: ١٩, أعمال الرسل 12: 22, أعمال الرسل 12: 23, أعمال الرسل 12: 24, أعمال الرسل 12: 25, أعمال الرسل 13: 2, أعمال الرسل 13: 2 (#2), أعمال الرسل 13: 3, أعمال الرسل ١٣: ٥, أعمال الرسل 13: 6–7, أعمال الرسل 13:7, أعمال الرسل 13: 9, أعمال الرسل 13:11, أعمال الرسل 13:12, أعمال الرسل 13:13, أعمال الرسل 13:15, أعمال الرسل 13: 17, أعمال الرسل 13:23, أعمال الرسل 13: 24–25, أعمال الرسل 13:27, أعمال الرسل 13: 31, أعمال الرسل 13: 33, أعمال الرسل 13: 35, أعمال الرسل 13:38, أعمال الرسل 13: 40–41, أعمال الرسل 13: 44, أعمال الرسل 13: 45, أعمال الرسل 13:46, أعمال الرسل 13: 48, أعمال الرسل 13: 48 (#2), أعمال الرسل 13: 50, أعمال الرسل 13: 51, أعمال الرسل ١٤: ١–٢, أعمال الرسل 14: 3, أعمال الرسل 14: 5–7, أعمال الرسل 14: 8–10, أعمال الرسل 14: 11–13, أعمال الرسل 14: 14–15, أعمال الرسل 14: 17, أعمال الرسل 14: 18, أعمال الرسل 14: 19, أعمال الرسل 14: 20, أعمال الرسل 14: 22, أعمال الرسل 14: 23, أعمال الرسل 14: 27, أعمال الرسل 15: 1, أعمال الرسل 15: 2, أعمال الرسل 15: 3, أعمال الرسل 15: 5, أعمال الرسل 15: 8–9, أعمال الرسل 15: 11, أعمال الرسل 15: 12, أعمال الرسل 15: 16–17, أعمال الرسل 15: 20, أعمال الرسل 15: 28, أعمال الرسل 15: 31, أعمال الرسل 15: 35, أعمال الرسل 15: 36, أعمال الرسل 15: 39, أعمال الرسل 16: 3, أعمال الرسل 16: 4, أعمال الرسل 16: 9, أعمال الرسل 16: 13, أعمال الرسل 16: 14, أعمال الرسل 16: 15, أعمال الرسل 16: 16, أعمال الرسل 16: 17–18, أعمال الرسل 16: 21, أعمال الرسل 16: 22–24, أعمال الرسل 16: 25, أعمال الرسل 16: 26, أعمال الرسل 16: 30, أعمال الرسل 16: 31, أعمال الرسل 16: 33, أعمال الرسل 16: 37–38, أعمال الرسل 16: 40, أعمال الرسل ١٧ :١–٢, أعمال الرسل 17: 3, أعمال الرسل 17: 7, أعمال الرسل 17: 10, أعمال الرسل ١٧: ١١, أعمال الرسل ١٧: ١٣–١٤, أعمال الرسل 17: 17, أعمال الرسل 17: 19–20, أعمال الرسل 17: 23, أعمال الرسل 17: 25, أعمال الرسل 17: 26, أعمال الرسل 17: 27, أعمال الرسل 17: 29, أعمال الرسل 17: 30, أعمال الرسل 17: 31, أعمال الرسل 17: 31 (#2), أعمال الرسل 17: 32, أعمال الرسل 17: 34, أعمال الرسل 18: 3, أعمال الرسل 18: 5, أعمال الرسل 18: 6, أعمال الرسل 18: 9–10, أعمال الرسل 18: 12–13, أعمال الرسل 18: 15, أعمال الرسل 18: 18–19, أعمال الرسل 18: 22, أعمال الرسل 18: 25, أعمال الرسل 18: 26, أعمال الرسل 18: 28, أعمال الرسل 19: 2, أعمال الرسل 19: 4, أعمال الرسل 19: 4 (#2), أعمال الرسل 19: 5, أعمال الرسل 19: 6, أعمال الرسل 19: 9, أعمال الرسل 19: 12, أعمال الرسل 19: 16, أعمال الرسل 19: 19, أعمال الرسل 19: 21, أعمال الرسل 19: 26, أعمال الرسل 19: 28–29, أعمال الرسل 19: 30–31, أعمال الرسل 19: 38, أعمال الرسل 19: 40, أعمال الرسل 20: 3, أعمال الرسل 20: 7, أعمال الرسل 20: 9–10, أعمال الرسل 20: 16, أعمال الرسل 20: 18–21, أعمال الرسل 20: 23, أعمال الرسل 20: 24, أعمال الرسل 20: 26–27, أعمال الرسل 20: 28, أعمال الرسل 20: 30, أعمال الرسل ٢٠: ٣٢, أعمال الرسل 20: 34–35, أعمال الرسل 20: 38, أعمال الرسل 21: 4, أعمال الرسل 21: 9, أعمال الرسل 21: 11, أعمال الرسل 21: 13, أعمال الرسل 21: 18, أعمال الرسل 21: 21, أعمال الرسل 21: 24, أعمال الرسل 21: 25, أعمال الرسل 21: 28, أعمال الرسل 21: 30–31, أعمال الرسل 21: 33, أعمال الرسل 21: 36, أعمال الرسل 21: 39, أعمال الرسل 21: 40, أعمال الرسل 22: 2, أعمال الرسل 22: 3, أعمال الرسل 22: 4, أعمال الرسل 22: 7, أعمال الرسل 22: 8, أعمال الرسل 22: 11, أعمال الرسل 22: 12–13, أعمال الرسل 22: 16, أعمال الرسل 22: 18, أعمال الرسل 22: 21, أعمال الرسل 22: 23, أعمال الرسل 22: 25, أعمال الرسل 22: 28, أعمال الرسل 22: 30, أعمال الرسل 23: 1–2, أعمال الرسل 23: 6, أعمال الرسل 23: 7–8, أعمال الرسل 23: 10, أعمال الرسل 23: 11, أعمال الرسل 23: 12–13, أعمال الرسل 23: 14–15, أعمال الرسل 23: 16, أعمال الرسل 23: 23–24, أعمال الرسل 23: 29, أعمال الرسل 23: 35, أعمال الرسل 23: 35 (#2), أعمال الرسل 24: 5, أعمال الرسل 24: 5–6, أعمال الرسل 24: 12, أعمال الرسل 24: 14, أعمال الرسل 24: 15, أعمال الرسل 24: 17, أعمال الرسل 24: 18, أعمال الرسل 24: 22, أعمال الرسل 24: 22 (#2), أعمال الرسل 24: 24–25, أعمال الرسل 24: 25, أعمال الرسل 24: 27, أعمال الرسل 25: 3, أعمال الرسل 25: 4–5, أعمال الرسل 25: 9, أعمال الرسل 25: 9 (#2), أعمال الرسل ٢٥: ١٠, أعمال الرسل 25: 12, أعمال الرسل 25: 16, أعمال الرسل 25: 19, أعمال الرسل 25: 26, أعمال الرسل 25: 27, أعمال الرسل 26: 3, أعمال الرسل ٢٦: ٥, أعمال الرسل 26: 6–8, أعمال الرسل 26: 9–11, أعمال الرسل 26: 13, أعمال الرسل 26: 14, أعمال الرسل ٢٦: ١٥, أعمال الرسل 26: 16–17, أعمال الرسل 26: 18, أعمال الرسل 26: 20, أعمال الرسل 26: 22–23, أعمال الرسل 26: 24–25, أعمال الرسل 26: 28–29, أعمال الرسل 26: 31–32, أعمال الرسل 27: 3, أعمال الرسل 27: 7–8, أعمال الرسل 27: 10–11, أعمال الرسل 27: 14, أعمال الرسل 27: 20, أعمال الرسل ٢٧: ٢٣–٢٤, أعمال الرسل 27: 27, أعمال الرسل 27: 30, أعمال الرسل ٢٧: ٣١, أعمال الرسل 27: 33, أعمال الرسل 27: 39–41, أعمال الرسل 27: 42, أعمال الرسل 27: 43, أعمال الرسل 27: 44, أعمال الرسل 28: 2, أعمال الرسل 28:4, أعمال الرسل 28: 6, أعمال الرسل 28: 8–9, أعمال الرسل 28: 11, أعمال الرسل 28: 15, أعمال الرسل 28: 16, أعمال الرسل 28: 20, أعمال الرسل ٢٨: ٢٢, أعمال الرسل 28: 23, أعمال الرسل 28: 24, أعمال الرسل 28: 26, أعمال الرسل 28: 28, أعمال الرسل 28: 31, أعمال الرسل 28: 31 (#2)</w:t>
       </w:r>
       <w:r>
         <w:rPr>

--- a/arb/docx/44.content.docx
+++ b/arb/docx/44.content.docx
@@ -132,21 +132,6 @@
           <w:lang w:val="ar_AE" w:bidi="ar_AE"/>
         </w:rPr>
         <w:t>ACT</w:t>
-      </w:r>
-      <w:r>
-        <w:rPr>
-          <w:lang w:val="ar_AE" w:bidi="ar_AE"/>
-        </w:rPr>
-      </w:r>
-    </w:p>
-    <w:p>
-      <w:pPr>
-        <w:bidi/>
-      </w:pPr>
-      <w:r>
-        <w:rPr>
-          <w:lang w:val="ar_AE" w:bidi="ar_AE"/>
-        </w:rPr>
       </w:r>
       <w:r>
         <w:rPr>

--- a/arb/docx/44.content.docx
+++ b/arb/docx/44.content.docx
@@ -22,7 +22,7 @@
         <w:rPr>
           <w:lang w:val="ar_AE" w:bidi="ar_AE"/>
         </w:rPr>
-        <w:t>Resource: أسئلة الترجمة (unfoldingWord)</w:t>
+        <w:t>Resource: unfoldingWord® Translation Questions</w:t>
       </w:r>
       <w:r>
         <w:rPr>
@@ -91,7 +91,7 @@
         <w:rPr>
           <w:lang w:val="ar_AE" w:bidi="ar_AE"/>
         </w:rPr>
-        <w:t>أسئلة الترجمة (unfoldingWord)</w:t>
+        <w:t>unfoldingWord® Translation Questions</w:t>
       </w:r>
     </w:p>
     <w:p>
